--- a/PP-salygos/templates/sutartys/PREKES_LTEN_BS.docx
+++ b/PP-salygos/templates/sutartys/PREKES_LTEN_BS.docx
@@ -4863,7 +4863,6 @@
                 <w:rFonts w:ascii="Arial" w:hAnsi="Arial" w:cs="Arial" w:eastAsia="Arial"/>
                 <w:sz w:val="20"/>
                 <w:szCs w:val="20"/>
-                <w:highlight w:val="yellow"/>
               </w:rPr>
               <w:t xml:space="preserve">Contract</w:t>
             </w:r>
@@ -4999,7 +4998,6 @@
                 <w:caps/>
                 <w:sz w:val="20"/>
                 <w:szCs w:val="20"/>
-                <w:highlight w:val="yellow"/>
               </w:rPr>
               <w:t xml:space="preserve">Contract</w:t>
             </w:r>
@@ -27090,7 +27088,6 @@
                 <w:rFonts w:ascii="Arial" w:hAnsi="Arial" w:cs="Arial" w:eastAsia="Arial"/>
                 <w:sz w:val="20"/>
                 <w:szCs w:val="20"/>
-                <w:highlight w:val="yellow"/>
               </w:rPr>
               <w:t xml:space="preserve">Contract</w:t>
             </w:r>

--- a/PP-salygos/templates/sutartys/PREKES_LTEN_BS.docx
+++ b/PP-salygos/templates/sutartys/PREKES_LTEN_BS.docx
@@ -4421,7 +4421,7 @@
                 <w:sz w:val="20"/>
                 <w:szCs w:val="20"/>
               </w:rPr>
-              <w:t xml:space="preserve">1.3.1.3 the General Terms and Conditions;</w:t>
+              <w:t xml:space="preserve">1.3.1.3. the General Terms and Conditions;</w:t>
             </w:r>
           </w:p>
         </w:tc>
@@ -18153,7 +18153,7 @@
                 <w:sz w:val="20"/>
                 <w:szCs w:val="20"/>
               </w:rPr>
-              <w:t xml:space="preserve">12.2.1.2 . An electronic invoice that does not comply with the European standard on electronic invoicing may be submitted by the Supplier only via the tools of the General Information System for Invoice Administration (hereinafter – SABIS).</w:t>
+              <w:t xml:space="preserve">12.2.1.2. An electronic invoice that does not comply with the European standard on electronic invoicing may be submitted by the Supplier only via the tools of the General Information System for Invoice Administration (hereinafter – SABIS).</w:t>
             </w:r>
           </w:p>
         </w:tc>
@@ -20621,7 +20621,7 @@
                 <w:sz w:val="20"/>
                 <w:szCs w:val="20"/>
               </w:rPr>
-              <w:t xml:space="preserve">16.1 Each Party shall represent and warrant to the other Party that:</w:t>
+              <w:t xml:space="preserve">16.1. Each Party shall represent and warrant to the other Party that:</w:t>
             </w:r>
           </w:p>
         </w:tc>
@@ -20960,7 +20960,7 @@
                 <w:sz w:val="20"/>
                 <w:szCs w:val="20"/>
               </w:rPr>
-              <w:t xml:space="preserve">16.1.5 the Contract shall be concluded in accordance with the principles of fairness, reasonableness, justice and equality of arms between the Parties, and shall not be subject to fraud or pressure. The Parties have disclosed to each other all information of which they are aware that is material to the conclusion and performance of the Contract;</w:t>
+              <w:t xml:space="preserve">16.1.5. the Contract shall be concluded in accordance with the principles of fairness, reasonableness, justice and equality of arms between the Parties, and shall not be subject to fraud or pressure. The Parties have disclosed to each other all information of which they are aware that is material to the conclusion and performance of the Contract;</w:t>
             </w:r>
           </w:p>
         </w:tc>
@@ -21086,7 +21086,7 @@
                 <w:sz w:val="20"/>
                 <w:szCs w:val="20"/>
               </w:rPr>
-              <w:t xml:space="preserve">16.2 The Supplier shall further represent and warrant to the Buyer that the Supplier, its subcontractors, joint activity partners and specialists have valid and legal possession of all permits, licences, certificates, legal recognition documents required for the performance of the Contract as provided for </w:t>
+              <w:t xml:space="preserve">16.2. The Supplier shall further represent and warrant to the Buyer that the Supplier, its subcontractors, joint activity partners and specialists have valid and legal possession of all permits, licences, certificates, legal recognition documents required for the performance of the Contract as provided for </w:t>
             </w:r>
             <w:r>
               <w:rPr>
@@ -26133,7 +26133,7 @@
                 <w:sz w:val="20"/>
                 <w:szCs w:val="20"/>
               </w:rPr>
-              <w:t xml:space="preserve">22.2.5 If the Contract is terminated due to a material breach of the Contract by the Supplier or by unjustified termination of the Contract by the Supplier other than in accordance with the procedure prescribed in the Contract, and unless the Special Terms and Conditions provide for the proper performance of the Contract to be secured by a performance bond, the Supplier shall be liable to pay to the Buyer a penalty of the amount specified in the Special Terms and Conditions and to pay the Buyer for any damages arising from the termination. If the Special Terms and Conditions provide that the proper performance of the Contract is secured by the Performance Security, the Supplier shall undertake to pay to the Buyer the remainder of the penalty specified in the Special Terms and Conditions and to indemnify the Buyer against damages relating to the termination of the Contract to the extent that such damages are not covered by the Performance Security. In the event that the Buyer claims for compensation of incurred losses, the amount of the penalty shall be set off against the damages. </w:t>
+              <w:t xml:space="preserve">22.2.5. If the Contract is terminated due to a material breach of the Contract by the Supplier or by unjustified termination of the Contract by the Supplier other than in accordance with the procedure prescribed in the Contract, and unless the Special Terms and Conditions provide for the proper performance of the Contract to be secured by a performance bond, the Supplier shall be liable to pay to the Buyer a penalty of the amount specified in the Special Terms and Conditions and to pay the Buyer for any damages arising from the termination. If the Special Terms and Conditions provide that the proper performance of the Contract is secured by the Performance Security, the Supplier shall undertake to pay to the Buyer the remainder of the penalty specified in the Special Terms and Conditions and to indemnify the Buyer against damages relating to the termination of the Contract to the extent that such damages are not covered by the Performance Security. In the event that the Buyer claims for compensation of incurred losses, the amount of the penalty shall be set off against the damages. </w:t>
             </w:r>
           </w:p>
         </w:tc>
@@ -26239,7 +26239,7 @@
                 <w:sz w:val="20"/>
                 <w:szCs w:val="20"/>
               </w:rPr>
-              <w:t xml:space="preserve">22.2.7 The Contract shall be deemed to be terminated on the day after the expiry of the notice period.  </w:t>
+              <w:t xml:space="preserve">22.2.7. The Contract shall be deemed to be terminated on the day after the expiry of the notice period.  </w:t>
             </w:r>
           </w:p>
         </w:tc>
@@ -26292,7 +26292,7 @@
                 <w:sz w:val="20"/>
                 <w:szCs w:val="20"/>
               </w:rPr>
-              <w:t xml:space="preserve">22.2.8 Where the Supplier remedies the breach or the circumstances giving rise to the termination procedure cease to exist, the Contract shall not be terminated and the termination notice shall not be valid if the Supplier informs the Buyer of the remedy or the cessation of the circumstances giving rise to the termination procedure. </w:t>
+              <w:t xml:space="preserve">22.2.8. Where the Supplier remedies the breach or the circumstances giving rise to the termination procedure cease to exist, the Contract shall not be terminated and the termination notice shall not be valid if the Supplier informs the Buyer of the remedy or the cessation of the circumstances giving rise to the termination procedure. </w:t>
             </w:r>
           </w:p>
         </w:tc>
@@ -26485,7 +26485,7 @@
                 <w:sz w:val="20"/>
                 <w:szCs w:val="20"/>
               </w:rPr>
-              <w:t xml:space="preserve">22.3.2 The Supplier shall have the right to unilaterally terminate the Contract by giving to the Buyer a ten (10) days' written prior notice if:</w:t>
+              <w:t xml:space="preserve">22.3.2. The Supplier shall have the right to unilaterally terminate the Contract by giving to the Buyer a ten (10) days' written prior notice if:</w:t>
             </w:r>
           </w:p>
         </w:tc>
@@ -27431,7 +27431,7 @@
                 <w:sz w:val="20"/>
                 <w:szCs w:val="20"/>
               </w:rPr>
-              <w:t xml:space="preserve">23.1 </w:t>
+              <w:t xml:space="preserve">23.1. </w:t>
             </w:r>
             <w:r>
               <w:rPr>
@@ -27765,7 +27765,7 @@
                 <w:sz w:val="20"/>
                 <w:szCs w:val="20"/>
               </w:rPr>
-              <w:t xml:space="preserve">23.2 In the case referred to in this Section of the General Terms and Conditions, the Goods shall be delivered at a price not higher than the price stated in the tender. </w:t>
+              <w:t xml:space="preserve">23.2. In the case referred to in this Section of the General Terms and Conditions, the Goods shall be delivered at a price not higher than the price stated in the tender. </w:t>
             </w:r>
           </w:p>
         </w:tc>
@@ -28008,7 +28008,7 @@
                 <w:sz w:val="20"/>
                 <w:szCs w:val="20"/>
               </w:rPr>
-              <w:t xml:space="preserve">24.3 If a Party notifies the other Party of its new contact details, it shall, upon receipt of such notification by the other Party, send all notices and information under the Contract to the new contact details. If a Party fails to notify a change in contact details or until the other Party receives such notification, the sending of the notification shall be deemed to be appropriate in accordance with the most recent contact details known to the Party.</w:t>
+              <w:t xml:space="preserve">24.2. If a Party notifies the other Party of its new contact details, it shall, upon receipt of such notification by the other Party, send all notices and information under the Contract to the new contact details. If a Party fails to notify a change in contact details or until the other Party receives such notification, the sending of the notification shall be deemed to be appropriate in accordance with the most recent contact details known to the Party.</w:t>
             </w:r>
           </w:p>
         </w:tc>
@@ -28065,7 +28065,7 @@
                 <w:sz w:val="20"/>
                 <w:szCs w:val="20"/>
               </w:rPr>
-              <w:t xml:space="preserve">24.4 If the notice is served in person or sent by post or courier, it shall be delivered against signed acknowledgement and shall be deemed to have been received on the date specified in the acknowledgement of receipt.</w:t>
+              <w:t xml:space="preserve">24.3. If the notice is served in person or sent by post or courier, it shall be delivered against signed acknowledgement and shall be deemed to have been received on the date specified in the acknowledgement of receipt.</w:t>
             </w:r>
           </w:p>
         </w:tc>
@@ -28121,7 +28121,7 @@
                 <w:sz w:val="20"/>
                 <w:szCs w:val="20"/>
               </w:rPr>
-              <w:t xml:space="preserve">24.5 If a notice is sent by e-mail, it shall be deemed to have been received by the Party on the following working day. </w:t>
+              <w:t xml:space="preserve">24.4. If a notice is sent by e-mail, it shall be deemed to have been received by the Party on the following working day. </w:t>
             </w:r>
           </w:p>
         </w:tc>
@@ -28177,7 +28177,7 @@
                 <w:sz w:val="20"/>
                 <w:szCs w:val="20"/>
               </w:rPr>
-              <w:t xml:space="preserve">24.6 If a notice is sent by several different methods, the recipient shall be deemed to have received it when he received the previous message.</w:t>
+              <w:t xml:space="preserve">24.5. If a notice is sent by several different methods, the recipient shall be deemed to have received it when he received the previous message.</w:t>
             </w:r>
           </w:p>
         </w:tc>
@@ -28323,7 +28323,7 @@
                 <w:sz w:val="20"/>
                 <w:szCs w:val="20"/>
               </w:rPr>
-              <w:t xml:space="preserve">25.1 Any dispute, controversy or claim arising out of or in connection with the Contract or its breach, termination or validity shall be settled in the first instance by negotiation between the managers of the Parties or their authorised representatives.</w:t>
+              <w:t xml:space="preserve">25.1. Any dispute, controversy or claim arising out of or in connection with the Contract or its breach, termination or validity shall be settled in the first instance by negotiation between the managers of the Parties or their authorised representatives.</w:t>
             </w:r>
           </w:p>
         </w:tc>
@@ -28380,7 +28380,7 @@
                 <w:sz w:val="20"/>
                 <w:szCs w:val="20"/>
               </w:rPr>
-              <w:t xml:space="preserve">25.2 If the Parties fail to resolve any dispute by negotiation, any such dispute, controversy or claim arising out of or relating to this Contract or the breach, termination or invalidity thereof shall be finally settled by the courts of the Republic of Lithuania in </w:t>
+              <w:t xml:space="preserve">25.2. If the Parties fail to resolve any dispute by negotiation, any such dispute, controversy or claim arising out of or relating to this Contract or the breach, termination or invalidity thereof shall be finally settled by the courts of the Republic of Lithuania in </w:t>
             </w:r>
             <w:r>
               <w:rPr>
@@ -28446,7 +28446,7 @@
                 <w:sz w:val="20"/>
                 <w:szCs w:val="20"/>
               </w:rPr>
-              <w:t xml:space="preserve">25.3 The arisen disputes shall not constitute grounds for the Parties to refuse to perform their obligations under the Contract.</w:t>
+              <w:t xml:space="preserve">25.3. The arisen disputes shall not constitute grounds for the Parties to refuse to perform their obligations under the Contract.</w:t>
             </w:r>
           </w:p>
         </w:tc>
